--- a/mathpdf_docx/output/2023_fan_omml.docx
+++ b/mathpdf_docx/output/2023_fan_omml.docx
@@ -6,7 +6,8 @@
       <w:pPr>
         <w:pStyle w:val="Heading2"/>
         <w:keepNext/>
-        <w:ind w:left="762"/>
+        <w:ind w:left="0"/>
+        <w:jc w:val="center"/>
       </w:pPr>
       <w:r>
         <w:rPr>
@@ -417,7 +418,8 @@
       <w:pPr>
         <w:pStyle w:val="Heading2"/>
         <w:keepNext/>
-        <w:ind w:left="1300"/>
+        <w:ind w:left="0"/>
+        <w:jc w:val="center"/>
       </w:pPr>
       <w:r>
         <w:rPr>
@@ -1341,6 +1343,14 @@
         </w:rPr>
         <w:t>алгебру</w:t>
       </w:r>
+      <w:r>
+        <w:rPr>
+          <w:rFonts w:ascii="Times New Roman" w:hAnsi="Times New Roman"/>
+          <w:b w:val="0"/>
+          <w:sz w:val="24"/>
+        </w:rPr>
+        <w:t xml:space="preserve"> </w:t>
+      </w:r>
       <m:oMath>
         <m:r>
           <m:rPr>
@@ -1760,6 +1770,14 @@
           <w:sz w:val="24"/>
         </w:rPr>
         <w:t xml:space="preserve"> прообраз</w:t>
+      </w:r>
+      <w:r>
+        <w:rPr>
+          <w:rFonts w:ascii="Times New Roman" w:hAnsi="Times New Roman"/>
+          <w:b w:val="0"/>
+          <w:sz w:val="24"/>
+        </w:rPr>
+        <w:t xml:space="preserve"> </w:t>
       </w:r>
       <m:oMath>
         <m:r>
@@ -3027,6 +3045,14 @@
         </w:rPr>
         <w:t xml:space="preserve"> является</w:t>
       </w:r>
+      <w:r>
+        <w:rPr>
+          <w:rFonts w:ascii="Times New Roman" w:hAnsi="Times New Roman"/>
+          <w:b w:val="0"/>
+          <w:sz w:val="24"/>
+        </w:rPr>
+        <w:t xml:space="preserve"> </w:t>
+      </w:r>
       <m:oMath>
         <m:r>
           <m:t>σ</m:t>
@@ -3223,6 +3249,14 @@
           <w:sz w:val="24"/>
         </w:rPr>
         <w:t xml:space="preserve"> только</w:t>
+      </w:r>
+      <w:r>
+        <w:rPr>
+          <w:rFonts w:ascii="Times New Roman" w:hAnsi="Times New Roman"/>
+          <w:b w:val="0"/>
+          <w:sz w:val="24"/>
+        </w:rPr>
+        <w:t xml:space="preserve"> </w:t>
       </w:r>
       <m:oMath>
         <m:sSup>
@@ -3383,7 +3417,8 @@
       <w:pPr>
         <w:pStyle w:val="Heading2"/>
         <w:keepNext/>
-        <w:ind w:left="1300"/>
+        <w:ind w:left="0"/>
+        <w:jc w:val="center"/>
       </w:pPr>
       <w:r>
         <w:rPr>
@@ -3801,9 +3836,9 @@
         <w:rPr>
           <w:rFonts w:ascii="Times New Roman" w:hAnsi="Times New Roman"/>
           <w:b w:val="0"/>
-          <w:sz w:val="23"/>
-        </w:rPr>
-        <w:t>в</w:t>
+          <w:sz w:val="24"/>
+        </w:rPr>
+        <w:t xml:space="preserve"> в</w:t>
       </w:r>
       <w:r>
         <w:rPr>
@@ -4434,6 +4469,14 @@
         </w:rPr>
         <w:t>Найдите</w:t>
       </w:r>
+      <w:r>
+        <w:rPr>
+          <w:rFonts w:ascii="Times New Roman" w:hAnsi="Times New Roman"/>
+          <w:b w:val="0"/>
+          <w:sz w:val="24"/>
+        </w:rPr>
+        <w:t xml:space="preserve"> </w:t>
+      </w:r>
       <m:oMath>
         <m:sSub>
           <m:e>
@@ -4548,6 +4591,14 @@
           <m:t>,</m:t>
         </m:r>
       </m:oMath>
+      <w:r>
+        <w:rPr>
+          <w:rFonts w:ascii="Times New Roman" w:hAnsi="Times New Roman"/>
+          <w:b w:val="0"/>
+          <w:sz w:val="24"/>
+        </w:rPr>
+        <w:t xml:space="preserve"> </w:t>
+      </w:r>
       <m:oMath>
         <m:sSub>
           <m:e>
@@ -4617,6 +4668,14 @@
           <w:sz w:val="23"/>
         </w:rPr>
         <w:t>,</w:t>
+      </w:r>
+      <w:r>
+        <w:rPr>
+          <w:rFonts w:ascii="Times New Roman" w:hAnsi="Times New Roman"/>
+          <w:b w:val="0"/>
+          <w:sz w:val="24"/>
+        </w:rPr>
+        <w:t xml:space="preserve"> </w:t>
       </w:r>
       <m:oMath>
         <m:sSub>
@@ -5103,6 +5162,14 @@
         </w:rPr>
         <w:t xml:space="preserve"> алгебра</w:t>
       </w:r>
+      <w:r>
+        <w:rPr>
+          <w:rFonts w:ascii="Times New Roman" w:hAnsi="Times New Roman"/>
+          <w:b w:val="0"/>
+          <w:sz w:val="24"/>
+        </w:rPr>
+        <w:t xml:space="preserve"> </w:t>
+      </w:r>
       <m:oMath>
         <m:r>
           <m:rPr>
@@ -5142,6 +5209,14 @@
         </w:rPr>
         <w:t xml:space="preserve"> множество</w:t>
       </w:r>
+      <w:r>
+        <w:rPr>
+          <w:rFonts w:ascii="Times New Roman" w:hAnsi="Times New Roman"/>
+          <w:b w:val="0"/>
+          <w:sz w:val="24"/>
+        </w:rPr>
+        <w:t xml:space="preserve"> </w:t>
+      </w:r>
       <m:oMath>
         <m:r>
           <m:rPr>
@@ -5154,9 +5229,9 @@
         <w:rPr>
           <w:rFonts w:ascii="Times New Roman" w:hAnsi="Times New Roman"/>
           <w:b w:val="0"/>
-          <w:sz w:val="23"/>
-        </w:rPr>
-        <w:t>измеримо</w:t>
+          <w:sz w:val="24"/>
+        </w:rPr>
+        <w:t xml:space="preserve"> измеримо</w:t>
       </w:r>
       <w:r>
         <w:rPr>
@@ -5349,9 +5424,9 @@
         <w:rPr>
           <w:rFonts w:ascii="Times New Roman" w:hAnsi="Times New Roman"/>
           <w:b w:val="0"/>
-          <w:sz w:val="23"/>
-        </w:rPr>
-        <w:t>и</w:t>
+          <w:sz w:val="24"/>
+        </w:rPr>
+        <w:t xml:space="preserve"> и</w:t>
       </w:r>
       <w:r>
         <w:rPr>
@@ -5606,6 +5681,14 @@
         </w:rPr>
         <w:t xml:space="preserve"> в</w:t>
       </w:r>
+      <w:r>
+        <w:rPr>
+          <w:rFonts w:ascii="Times New Roman" w:hAnsi="Times New Roman"/>
+          <w:b w:val="0"/>
+          <w:sz w:val="24"/>
+        </w:rPr>
+        <w:t xml:space="preserve"> </w:t>
+      </w:r>
       <m:oMath>
         <m:sSup>
           <m:e>
@@ -5874,6 +5957,14 @@
         </w:rPr>
         <w:t xml:space="preserve"> множество</w:t>
       </w:r>
+      <w:r>
+        <w:rPr>
+          <w:rFonts w:ascii="Times New Roman" w:hAnsi="Times New Roman"/>
+          <w:b w:val="0"/>
+          <w:sz w:val="24"/>
+        </w:rPr>
+        <w:t xml:space="preserve"> </w:t>
+      </w:r>
       <m:oMath>
         <m:sSub>
           <m:e>
@@ -5892,9 +5983,9 @@
         <w:rPr>
           <w:rFonts w:ascii="Times New Roman" w:hAnsi="Times New Roman"/>
           <w:b w:val="0"/>
-          <w:sz w:val="23"/>
-        </w:rPr>
-        <w:t>и</w:t>
+          <w:sz w:val="24"/>
+        </w:rPr>
+        <w:t xml:space="preserve"> и</w:t>
       </w:r>
       <w:r>
         <w:rPr>
@@ -5911,6 +6002,14 @@
           <w:sz w:val="24"/>
         </w:rPr>
         <w:t xml:space="preserve"> множество</w:t>
+      </w:r>
+      <w:r>
+        <w:rPr>
+          <w:rFonts w:ascii="Times New Roman" w:hAnsi="Times New Roman"/>
+          <w:b w:val="0"/>
+          <w:sz w:val="24"/>
+        </w:rPr>
+        <w:t xml:space="preserve"> </w:t>
       </w:r>
       <m:oMath>
         <m:sSub>
@@ -5930,9 +6029,9 @@
         <w:rPr>
           <w:rFonts w:ascii="Times New Roman" w:hAnsi="Times New Roman"/>
           <w:b w:val="0"/>
-          <w:sz w:val="23"/>
-        </w:rPr>
-        <w:t>такие,</w:t>
+          <w:sz w:val="24"/>
+        </w:rPr>
+        <w:t xml:space="preserve"> такие,</w:t>
       </w:r>
       <w:r>
         <w:rPr>
@@ -5941,6 +6040,14 @@
           <w:sz w:val="24"/>
         </w:rPr>
         <w:t xml:space="preserve"> что</w:t>
+      </w:r>
+      <w:r>
+        <w:rPr>
+          <w:rFonts w:ascii="Times New Roman" w:hAnsi="Times New Roman"/>
+          <w:b w:val="0"/>
+          <w:sz w:val="24"/>
+        </w:rPr>
+        <w:t xml:space="preserve"> </w:t>
       </w:r>
       <m:oMath>
         <m:sSub>
@@ -6692,6 +6799,14 @@
           <w:sz w:val="24"/>
         </w:rPr>
         <w:t xml:space="preserve"> Найдите</w:t>
+      </w:r>
+      <w:r>
+        <w:rPr>
+          <w:rFonts w:ascii="Times New Roman" w:hAnsi="Times New Roman"/>
+          <w:b w:val="0"/>
+          <w:sz w:val="24"/>
+        </w:rPr>
+        <w:t xml:space="preserve"> </w:t>
       </w:r>
       <m:oMath>
         <m:sSub>
@@ -7069,9 +7184,9 @@
         <w:rPr>
           <w:rFonts w:ascii="Times New Roman" w:hAnsi="Times New Roman"/>
           <w:b w:val="0"/>
-          <w:sz w:val="24"/>
-        </w:rPr>
-        <w:t xml:space="preserve"> е</w:t>
+          <w:sz w:val="23"/>
+        </w:rPr>
+        <w:t>е</w:t>
       </w:r>
       <w:r>
         <w:rPr>
@@ -7145,50 +7260,18 @@
         </w:rPr>
         <w:t xml:space="preserve"> </w:t>
       </w:r>
-      <w:r>
-        <w:rPr>
-          <w:position w:val="-5"/>
-        </w:rPr>
-        <w:drawing>
-          <wp:inline xmlns:a="http://schemas.openxmlformats.org/drawingml/2006/main" xmlns:pic="http://schemas.openxmlformats.org/drawingml/2006/picture">
-            <wp:extent cx="119941" cy="131008"/>
-            <wp:docPr id="1" name="Picture 1" descr="Формула из PDF, не редактируется"/>
-            <wp:cNvGraphicFramePr>
-              <a:graphicFrameLocks noChangeAspect="1"/>
-            </wp:cNvGraphicFramePr>
-            <a:graphic>
-              <a:graphicData uri="http://schemas.openxmlformats.org/drawingml/2006/picture">
-                <pic:pic>
-                  <pic:nvPicPr>
-                    <pic:cNvPr id="0" name="p2-math30.png"/>
-                    <pic:cNvPicPr/>
-                  </pic:nvPicPr>
-                  <pic:blipFill>
-                    <a:blip r:embed="rId9"/>
-                    <a:stretch>
-                      <a:fillRect/>
-                    </a:stretch>
-                  </pic:blipFill>
-                  <pic:spPr>
-                    <a:xfrm>
-                      <a:off x="0" y="0"/>
-                      <a:ext cx="119941" cy="131008"/>
-                    </a:xfrm>
-                    <a:prstGeom prst="rect"/>
-                  </pic:spPr>
-                </pic:pic>
-              </a:graphicData>
-            </a:graphic>
-          </wp:inline>
-        </w:drawing>
-      </w:r>
-      <w:r>
-        <w:rPr>
-          <w:rFonts w:ascii="Times New Roman" w:hAnsi="Times New Roman"/>
-          <w:b w:val="0"/>
-          <w:sz w:val="23"/>
-        </w:rPr>
-        <w:t>—</w:t>
+      <m:oMath>
+        <m:r>
+          <m:t>c</m:t>
+        </m:r>
+      </m:oMath>
+      <w:r>
+        <w:rPr>
+          <w:rFonts w:ascii="Times New Roman" w:hAnsi="Times New Roman"/>
+          <w:b w:val="0"/>
+          <w:sz w:val="24"/>
+        </w:rPr>
+        <w:t xml:space="preserve"> —</w:t>
       </w:r>
       <w:r>
         <w:rPr>
@@ -7328,6 +7411,14 @@
           <w:sz w:val="23"/>
         </w:rPr>
         <w:t>меру</w:t>
+      </w:r>
+      <w:r>
+        <w:rPr>
+          <w:rFonts w:ascii="Times New Roman" w:hAnsi="Times New Roman"/>
+          <w:b w:val="0"/>
+          <w:sz w:val="24"/>
+        </w:rPr>
+        <w:t xml:space="preserve"> </w:t>
       </w:r>
       <m:oMath>
         <m:r>
@@ -7345,7 +7436,8 @@
       <w:pPr>
         <w:pStyle w:val="Heading2"/>
         <w:keepNext/>
-        <w:ind w:left="1032"/>
+        <w:ind w:left="0"/>
+        <w:jc w:val="center"/>
       </w:pPr>
       <w:r>
         <w:rPr>
@@ -7472,7 +7564,8 @@
       <w:pPr>
         <w:pStyle w:val="Heading2"/>
         <w:keepNext/>
-        <w:ind w:left="1300"/>
+        <w:ind w:left="0"/>
+        <w:jc w:val="center"/>
       </w:pPr>
       <w:r>
         <w:rPr>
@@ -7981,6 +8074,14 @@
         </w:rPr>
         <w:t>где</w:t>
       </w:r>
+      <w:r>
+        <w:rPr>
+          <w:rFonts w:ascii="Times New Roman" w:hAnsi="Times New Roman"/>
+          <w:b w:val="0"/>
+          <w:sz w:val="24"/>
+        </w:rPr>
+        <w:t xml:space="preserve"> </w:t>
+      </w:r>
       <m:oMath>
         <m:sSub>
           <m:e>
@@ -7999,9 +8100,9 @@
         <w:rPr>
           <w:rFonts w:ascii="Times New Roman" w:hAnsi="Times New Roman"/>
           <w:b w:val="0"/>
-          <w:sz w:val="23"/>
-        </w:rPr>
-        <w:t>—</w:t>
+          <w:sz w:val="24"/>
+        </w:rPr>
+        <w:t xml:space="preserve"> —</w:t>
       </w:r>
       <w:r>
         <w:rPr>
@@ -9082,9 +9183,9 @@
         <w:rPr>
           <w:rFonts w:ascii="Times New Roman" w:hAnsi="Times New Roman"/>
           <w:b w:val="0"/>
-          <w:sz w:val="23"/>
-        </w:rPr>
-        <w:t>функция</w:t>
+          <w:sz w:val="24"/>
+        </w:rPr>
+        <w:t xml:space="preserve"> функция</w:t>
       </w:r>
       <w:r>
         <w:rPr>
@@ -10521,7 +10622,8 @@
       <w:pPr>
         <w:pStyle w:val="Heading2"/>
         <w:keepNext/>
-        <w:ind w:left="1300"/>
+        <w:ind w:left="0"/>
+        <w:jc w:val="center"/>
       </w:pPr>
       <w:r>
         <w:rPr>
@@ -10661,6 +10763,14 @@
           <w:sz w:val="23"/>
         </w:rPr>
         <w:t>а)</w:t>
+      </w:r>
+      <w:r>
+        <w:rPr>
+          <w:rFonts w:ascii="Times New Roman" w:hAnsi="Times New Roman"/>
+          <w:b w:val="0"/>
+          <w:sz w:val="24"/>
+        </w:rPr>
+        <w:t xml:space="preserve"> </w:t>
       </w:r>
       <m:oMath>
         <m:nary>
@@ -10756,6 +10866,14 @@
           <w:sz w:val="23"/>
         </w:rPr>
         <w:t>б)</w:t>
+      </w:r>
+      <w:r>
+        <w:rPr>
+          <w:rFonts w:ascii="Times New Roman" w:hAnsi="Times New Roman"/>
+          <w:b w:val="0"/>
+          <w:sz w:val="24"/>
+        </w:rPr>
+        <w:t xml:space="preserve"> </w:t>
       </w:r>
       <m:oMath>
         <m:nary>
@@ -10880,6 +10998,14 @@
         </w:rPr>
         <w:t>в)</w:t>
       </w:r>
+      <w:r>
+        <w:rPr>
+          <w:rFonts w:ascii="Times New Roman" w:hAnsi="Times New Roman"/>
+          <w:b w:val="0"/>
+          <w:sz w:val="24"/>
+        </w:rPr>
+        <w:t xml:space="preserve"> </w:t>
+      </w:r>
       <m:oMath>
         <m:nary>
           <m:naryPr>
@@ -11037,6 +11163,14 @@
           <w:sz w:val="23"/>
         </w:rPr>
         <w:t>г)</w:t>
+      </w:r>
+      <w:r>
+        <w:rPr>
+          <w:rFonts w:ascii="Times New Roman" w:hAnsi="Times New Roman"/>
+          <w:b w:val="0"/>
+          <w:sz w:val="24"/>
+        </w:rPr>
+        <w:t xml:space="preserve"> </w:t>
       </w:r>
       <m:oMath>
         <m:nary>
@@ -11253,6 +11387,14 @@
           <w:sz w:val="23"/>
         </w:rPr>
         <w:t>д)</w:t>
+      </w:r>
+      <w:r>
+        <w:rPr>
+          <w:rFonts w:ascii="Times New Roman" w:hAnsi="Times New Roman"/>
+          <w:b w:val="0"/>
+          <w:sz w:val="24"/>
+        </w:rPr>
+        <w:t xml:space="preserve"> </w:t>
       </w:r>
       <m:oMath>
         <m:nary>
@@ -11366,6 +11508,14 @@
         </w:rPr>
         <w:t>е)</w:t>
       </w:r>
+      <w:r>
+        <w:rPr>
+          <w:rFonts w:ascii="Times New Roman" w:hAnsi="Times New Roman"/>
+          <w:b w:val="0"/>
+          <w:sz w:val="24"/>
+        </w:rPr>
+        <w:t xml:space="preserve"> </w:t>
+      </w:r>
       <m:oMath>
         <m:nary>
           <m:naryPr>
@@ -11461,6 +11611,14 @@
           <w:sz w:val="24"/>
         </w:rPr>
         <w:t xml:space="preserve"> где</w:t>
+      </w:r>
+      <w:r>
+        <w:rPr>
+          <w:rFonts w:ascii="Times New Roman" w:hAnsi="Times New Roman"/>
+          <w:b w:val="0"/>
+          <w:sz w:val="24"/>
+        </w:rPr>
+        <w:t xml:space="preserve"> </w:t>
       </w:r>
       <m:oMath>
         <m:r>
@@ -11715,9 +11873,9 @@
         <w:rPr>
           <w:rFonts w:ascii="Times New Roman" w:hAnsi="Times New Roman"/>
           <w:b w:val="0"/>
-          <w:sz w:val="23"/>
-        </w:rPr>
-        <w:t>—</w:t>
+          <w:sz w:val="24"/>
+        </w:rPr>
+        <w:t xml:space="preserve"> —</w:t>
       </w:r>
       <w:r>
         <w:rPr>
@@ -11784,6 +11942,14 @@
           <w:sz w:val="23"/>
         </w:rPr>
         <w:t>а)</w:t>
+      </w:r>
+      <w:r>
+        <w:rPr>
+          <w:rFonts w:ascii="Times New Roman" w:hAnsi="Times New Roman"/>
+          <w:b w:val="0"/>
+          <w:sz w:val="24"/>
+        </w:rPr>
+        <w:t xml:space="preserve"> </w:t>
       </w:r>
       <m:oMath>
         <m:nary>
@@ -11949,6 +12115,14 @@
           <w:sz w:val="23"/>
         </w:rPr>
         <w:t>в)</w:t>
+      </w:r>
+      <w:r>
+        <w:rPr>
+          <w:rFonts w:ascii="Times New Roman" w:hAnsi="Times New Roman"/>
+          <w:b w:val="0"/>
+          <w:sz w:val="24"/>
+        </w:rPr>
+        <w:t xml:space="preserve"> </w:t>
       </w:r>
       <m:oMath>
         <m:nary>
@@ -12037,6 +12211,14 @@
         </w:rPr>
         <w:t>г)</w:t>
       </w:r>
+      <w:r>
+        <w:rPr>
+          <w:rFonts w:ascii="Times New Roman" w:hAnsi="Times New Roman"/>
+          <w:b w:val="0"/>
+          <w:sz w:val="24"/>
+        </w:rPr>
+        <w:t xml:space="preserve"> </w:t>
+      </w:r>
       <m:oMath>
         <m:nary>
           <m:naryPr>
@@ -12159,6 +12341,14 @@
         </w:rPr>
         <w:t>д)</w:t>
       </w:r>
+      <w:r>
+        <w:rPr>
+          <w:rFonts w:ascii="Times New Roman" w:hAnsi="Times New Roman"/>
+          <w:b w:val="0"/>
+          <w:sz w:val="24"/>
+        </w:rPr>
+        <w:t xml:space="preserve"> </w:t>
+      </w:r>
       <m:oMath>
         <m:nary>
           <m:naryPr>
@@ -12280,6 +12470,14 @@
           <w:sz w:val="23"/>
         </w:rPr>
         <w:t>е)</w:t>
+      </w:r>
+      <w:r>
+        <w:rPr>
+          <w:rFonts w:ascii="Times New Roman" w:hAnsi="Times New Roman"/>
+          <w:b w:val="0"/>
+          <w:sz w:val="24"/>
+        </w:rPr>
+        <w:t xml:space="preserve"> </w:t>
       </w:r>
       <m:oMath>
         <m:limLow>
@@ -12384,50 +12582,18 @@
         </w:rPr>
         <w:t xml:space="preserve"> </w:t>
       </w:r>
-      <w:r>
-        <w:rPr>
-          <w:position w:val="-5"/>
-        </w:rPr>
-        <w:drawing>
-          <wp:inline xmlns:a="http://schemas.openxmlformats.org/drawingml/2006/main" xmlns:pic="http://schemas.openxmlformats.org/drawingml/2006/picture">
-            <wp:extent cx="121747" cy="130867"/>
-            <wp:docPr id="2" name="Picture 2" descr="Формула из PDF, не редактируется"/>
-            <wp:cNvGraphicFramePr>
-              <a:graphicFrameLocks noChangeAspect="1"/>
-            </wp:cNvGraphicFramePr>
-            <a:graphic>
-              <a:graphicData uri="http://schemas.openxmlformats.org/drawingml/2006/picture">
-                <pic:pic>
-                  <pic:nvPicPr>
-                    <pic:cNvPr id="0" name="p4-math7.png"/>
-                    <pic:cNvPicPr/>
-                  </pic:nvPicPr>
-                  <pic:blipFill>
-                    <a:blip r:embed="rId10"/>
-                    <a:stretch>
-                      <a:fillRect/>
-                    </a:stretch>
-                  </pic:blipFill>
-                  <pic:spPr>
-                    <a:xfrm>
-                      <a:off x="0" y="0"/>
-                      <a:ext cx="121747" cy="130867"/>
-                    </a:xfrm>
-                    <a:prstGeom prst="rect"/>
-                  </pic:spPr>
-                </pic:pic>
-              </a:graphicData>
-            </a:graphic>
-          </wp:inline>
-        </w:drawing>
-      </w:r>
-      <w:r>
-        <w:rPr>
-          <w:rFonts w:ascii="Times New Roman" w:hAnsi="Times New Roman"/>
-          <w:b w:val="0"/>
-          <w:sz w:val="23"/>
-        </w:rPr>
-        <w:t>—</w:t>
+      <m:oMath>
+        <m:r>
+          <m:t>c</m:t>
+        </m:r>
+      </m:oMath>
+      <w:r>
+        <w:rPr>
+          <w:rFonts w:ascii="Times New Roman" w:hAnsi="Times New Roman"/>
+          <w:b w:val="0"/>
+          <w:sz w:val="24"/>
+        </w:rPr>
+        <w:t xml:space="preserve"> —</w:t>
       </w:r>
       <w:r>
         <w:rPr>
@@ -12465,9 +12631,9 @@
         <w:rPr>
           <w:rFonts w:ascii="Times New Roman" w:hAnsi="Times New Roman"/>
           <w:b w:val="0"/>
-          <w:sz w:val="23"/>
-        </w:rPr>
-        <w:t>—</w:t>
+          <w:sz w:val="24"/>
+        </w:rPr>
+        <w:t xml:space="preserve"> —</w:t>
       </w:r>
       <w:r>
         <w:rPr>
@@ -12972,6 +13138,14 @@
           <w:sz w:val="23"/>
         </w:rPr>
         <w:t>в)</w:t>
+      </w:r>
+      <w:r>
+        <w:rPr>
+          <w:rFonts w:ascii="Times New Roman" w:hAnsi="Times New Roman"/>
+          <w:b w:val="0"/>
+          <w:sz w:val="24"/>
+        </w:rPr>
+        <w:t xml:space="preserve"> </w:t>
       </w:r>
       <m:oMath>
         <m:limLow>
@@ -13408,6 +13582,14 @@
         </w:rPr>
         <w:t>в)</w:t>
       </w:r>
+      <w:r>
+        <w:rPr>
+          <w:rFonts w:ascii="Times New Roman" w:hAnsi="Times New Roman"/>
+          <w:b w:val="0"/>
+          <w:sz w:val="24"/>
+        </w:rPr>
+        <w:t xml:space="preserve"> </w:t>
+      </w:r>
       <m:oMath>
         <m:limLow>
           <m:e>
@@ -13678,6 +13860,14 @@
         </w:rPr>
         <w:t>д)</w:t>
       </w:r>
+      <w:r>
+        <w:rPr>
+          <w:rFonts w:ascii="Times New Roman" w:hAnsi="Times New Roman"/>
+          <w:b w:val="0"/>
+          <w:sz w:val="24"/>
+        </w:rPr>
+        <w:t xml:space="preserve"> </w:t>
+      </w:r>
       <m:oMath>
         <m:limLow>
           <m:e>
@@ -13811,6 +14001,14 @@
         </w:rPr>
         <w:t xml:space="preserve"> Пусть</w:t>
       </w:r>
+      <w:r>
+        <w:rPr>
+          <w:rFonts w:ascii="Times New Roman" w:hAnsi="Times New Roman"/>
+          <w:b w:val="0"/>
+          <w:sz w:val="24"/>
+        </w:rPr>
+        <w:t xml:space="preserve"> </w:t>
+      </w:r>
       <m:oMath>
         <m:r>
           <m:t>f</m:t>
@@ -13826,9 +14024,9 @@
         <w:rPr>
           <w:rFonts w:ascii="Times New Roman" w:hAnsi="Times New Roman"/>
           <w:b w:val="0"/>
-          <w:sz w:val="23"/>
-        </w:rPr>
-        <w:t>функция</w:t>
+          <w:sz w:val="24"/>
+        </w:rPr>
+        <w:t xml:space="preserve"> функция</w:t>
       </w:r>
       <w:r>
         <w:rPr>
@@ -13838,6 +14036,14 @@
         </w:rPr>
         <w:t xml:space="preserve"> из</w:t>
       </w:r>
+      <w:r>
+        <w:rPr>
+          <w:rFonts w:ascii="Times New Roman" w:hAnsi="Times New Roman"/>
+          <w:b w:val="0"/>
+          <w:sz w:val="24"/>
+        </w:rPr>
+        <w:t xml:space="preserve"> </w:t>
+      </w:r>
       <m:oMath>
         <m:r>
           <m:rPr>
@@ -13863,9 +14069,17 @@
         <w:rPr>
           <w:rFonts w:ascii="Times New Roman" w:hAnsi="Times New Roman"/>
           <w:b w:val="0"/>
-          <w:sz w:val="23"/>
-        </w:rPr>
-        <w:t>в</w:t>
+          <w:sz w:val="24"/>
+        </w:rPr>
+        <w:t xml:space="preserve"> в</w:t>
+      </w:r>
+      <w:r>
+        <w:rPr>
+          <w:rFonts w:ascii="Times New Roman" w:hAnsi="Times New Roman"/>
+          <w:b w:val="0"/>
+          <w:sz w:val="24"/>
+        </w:rPr>
+        <w:t xml:space="preserve"> </w:t>
       </w:r>
       <m:oMath>
         <m:r>
@@ -13900,6 +14114,14 @@
         </w:rPr>
         <w:t xml:space="preserve"> функции</w:t>
       </w:r>
+      <w:r>
+        <w:rPr>
+          <w:rFonts w:ascii="Times New Roman" w:hAnsi="Times New Roman"/>
+          <w:b w:val="0"/>
+          <w:sz w:val="24"/>
+        </w:rPr>
+        <w:t xml:space="preserve"> </w:t>
+      </w:r>
       <m:oMath>
         <m:r>
           <m:t>t</m:t>
@@ -13942,9 +14164,9 @@
         <w:rPr>
           <w:rFonts w:ascii="Times New Roman" w:hAnsi="Times New Roman"/>
           <w:b w:val="0"/>
-          <w:sz w:val="23"/>
-        </w:rPr>
-        <w:t>непрерывны,</w:t>
+          <w:sz w:val="24"/>
+        </w:rPr>
+        <w:t xml:space="preserve"> непрерывны,</w:t>
       </w:r>
       <w:r>
         <w:rPr>
@@ -14009,44 +14231,52 @@
         <w:rPr>
           <w:rFonts w:ascii="Times New Roman" w:hAnsi="Times New Roman"/>
           <w:b w:val="0"/>
+          <w:sz w:val="24"/>
+        </w:rPr>
+        <w:t xml:space="preserve"> интегрируемы</w:t>
+      </w:r>
+      <w:r>
+        <w:rPr>
+          <w:rFonts w:ascii="Times New Roman" w:hAnsi="Times New Roman"/>
+          <w:b w:val="0"/>
+          <w:sz w:val="24"/>
+        </w:rPr>
+        <w:t xml:space="preserve"> по</w:t>
+      </w:r>
+      <w:r>
+        <w:rPr>
+          <w:rFonts w:ascii="Times New Roman" w:hAnsi="Times New Roman"/>
+          <w:b w:val="0"/>
+          <w:sz w:val="24"/>
+        </w:rPr>
+        <w:t xml:space="preserve"> мере</w:t>
+      </w:r>
+      <w:r>
+        <w:rPr>
+          <w:rFonts w:ascii="Times New Roman" w:hAnsi="Times New Roman"/>
+          <w:b w:val="0"/>
+          <w:sz w:val="24"/>
+        </w:rPr>
+        <w:t xml:space="preserve"> </w:t>
+      </w:r>
+      <m:oMath>
+        <m:r>
+          <m:t>μ</m:t>
+        </m:r>
+        <m:r>
+          <m:rPr>
+            <m:sty m:val="p"/>
+          </m:rPr>
+          <m:t>,</m:t>
+        </m:r>
+      </m:oMath>
+      <w:r>
+        <w:rPr>
+          <w:rFonts w:ascii="Times New Roman" w:hAnsi="Times New Roman"/>
+          <w:b w:val="0"/>
           <w:sz w:val="23"/>
         </w:rPr>
-        <w:t>интегрируемы</w:t>
-      </w:r>
-      <w:r>
-        <w:rPr>
-          <w:rFonts w:ascii="Times New Roman" w:hAnsi="Times New Roman"/>
-          <w:b w:val="0"/>
-          <w:sz w:val="24"/>
-        </w:rPr>
-        <w:t xml:space="preserve"> по</w:t>
-      </w:r>
-      <w:r>
-        <w:rPr>
-          <w:rFonts w:ascii="Times New Roman" w:hAnsi="Times New Roman"/>
-          <w:b w:val="0"/>
-          <w:sz w:val="24"/>
-        </w:rPr>
-        <w:t xml:space="preserve"> мере</w:t>
-      </w:r>
-      <m:oMath>
-        <m:r>
-          <m:t>μ</m:t>
-        </m:r>
-        <m:r>
-          <m:rPr>
-            <m:sty m:val="p"/>
-          </m:rPr>
-          <m:t>,</m:t>
-        </m:r>
-      </m:oMath>
-      <w:r>
-        <w:rPr>
-          <w:rFonts w:ascii="Times New Roman" w:hAnsi="Times New Roman"/>
-          <w:b w:val="0"/>
-          <w:sz w:val="24"/>
-        </w:rPr>
-        <w:t xml:space="preserve"> при</w:t>
+        <w:t>при</w:t>
       </w:r>
       <w:r>
         <w:rPr>
@@ -14055,6 +14285,14 @@
           <w:sz w:val="24"/>
         </w:rPr>
         <w:t xml:space="preserve"> этом</w:t>
+      </w:r>
+      <w:r>
+        <w:rPr>
+          <w:rFonts w:ascii="Times New Roman" w:hAnsi="Times New Roman"/>
+          <w:b w:val="0"/>
+          <w:sz w:val="24"/>
+        </w:rPr>
+        <w:t xml:space="preserve"> </w:t>
       </w:r>
       <m:oMath>
         <m:d>
@@ -14133,6 +14371,14 @@
         </w:rPr>
         <w:t xml:space="preserve"> где</w:t>
       </w:r>
+      <w:r>
+        <w:rPr>
+          <w:rFonts w:ascii="Times New Roman" w:hAnsi="Times New Roman"/>
+          <w:b w:val="0"/>
+          <w:sz w:val="24"/>
+        </w:rPr>
+        <w:t xml:space="preserve"> </w:t>
+      </w:r>
       <m:oMath>
         <m:r>
           <m:t>F</m:t>
@@ -14142,9 +14388,9 @@
         <w:rPr>
           <w:rFonts w:ascii="Times New Roman" w:hAnsi="Times New Roman"/>
           <w:b w:val="0"/>
-          <w:sz w:val="23"/>
-        </w:rPr>
-        <w:t>—</w:t>
+          <w:sz w:val="24"/>
+        </w:rPr>
+        <w:t xml:space="preserve"> —</w:t>
       </w:r>
       <w:r>
         <w:rPr>
@@ -14369,6 +14615,14 @@
         </w:rPr>
         <w:t xml:space="preserve"> производная</w:t>
       </w:r>
+      <w:r>
+        <w:rPr>
+          <w:rFonts w:ascii="Times New Roman" w:hAnsi="Times New Roman"/>
+          <w:b w:val="0"/>
+          <w:sz w:val="24"/>
+        </w:rPr>
+        <w:t xml:space="preserve"> </w:t>
+      </w:r>
       <m:oMath>
         <m:f>
           <m:fPr>
@@ -14426,9 +14680,9 @@
         <w:rPr>
           <w:rFonts w:ascii="Times New Roman" w:hAnsi="Times New Roman"/>
           <w:b w:val="0"/>
-          <w:sz w:val="23"/>
-        </w:rPr>
-        <w:t>такая,</w:t>
+          <w:sz w:val="24"/>
+        </w:rPr>
+        <w:t xml:space="preserve"> такая,</w:t>
       </w:r>
       <w:r>
         <w:rPr>
@@ -14437,6 +14691,14 @@
           <w:sz w:val="24"/>
         </w:rPr>
         <w:t xml:space="preserve"> что</w:t>
+      </w:r>
+      <w:r>
+        <w:rPr>
+          <w:rFonts w:ascii="Times New Roman" w:hAnsi="Times New Roman"/>
+          <w:b w:val="0"/>
+          <w:sz w:val="24"/>
+        </w:rPr>
+        <w:t xml:space="preserve"> </w:t>
       </w:r>
       <m:oMath>
         <m:d>
@@ -14880,43 +15142,32 @@
         </w:rPr>
         <w:t xml:space="preserve"> </w:t>
       </w:r>
-      <w:r>
-        <w:rPr>
-          <w:position w:val="-7"/>
-        </w:rPr>
-        <w:drawing>
-          <wp:inline xmlns:a="http://schemas.openxmlformats.org/drawingml/2006/main" xmlns:pic="http://schemas.openxmlformats.org/drawingml/2006/picture">
-            <wp:extent cx="305565" cy="204440"/>
-            <wp:docPr id="3" name="Picture 3" descr="Формула из PDF, не редактируется"/>
-            <wp:cNvGraphicFramePr>
-              <a:graphicFrameLocks noChangeAspect="1"/>
-            </wp:cNvGraphicFramePr>
-            <a:graphic>
-              <a:graphicData uri="http://schemas.openxmlformats.org/drawingml/2006/picture">
-                <pic:pic>
-                  <pic:nvPicPr>
-                    <pic:cNvPr id="0" name="p4-math30.png"/>
-                    <pic:cNvPicPr/>
-                  </pic:nvPicPr>
-                  <pic:blipFill>
-                    <a:blip r:embed="rId11"/>
-                    <a:stretch>
-                      <a:fillRect/>
-                    </a:stretch>
-                  </pic:blipFill>
-                  <pic:spPr>
-                    <a:xfrm>
-                      <a:off x="0" y="0"/>
-                      <a:ext cx="305565" cy="204440"/>
-                    </a:xfrm>
-                    <a:prstGeom prst="rect"/>
-                  </pic:spPr>
-                </pic:pic>
-              </a:graphicData>
-            </a:graphic>
-          </wp:inline>
-        </w:drawing>
-      </w:r>
+      <m:oMath>
+        <m:r>
+          <m:rPr>
+            <m:sty m:val="p"/>
+          </m:rPr>
+          <m:t>[</m:t>
+        </m:r>
+        <m:r>
+          <m:t>0</m:t>
+        </m:r>
+        <m:r>
+          <m:rPr>
+            <m:sty m:val="p"/>
+          </m:rPr>
+          <m:t>,</m:t>
+        </m:r>
+        <m:r>
+          <m:t>1</m:t>
+        </m:r>
+        <m:r>
+          <m:rPr>
+            <m:sty m:val="p"/>
+          </m:rPr>
+          <m:t>]</m:t>
+        </m:r>
+      </m:oMath>
       <w:r>
         <w:rPr>
           <w:rFonts w:ascii="Times New Roman" w:hAnsi="Times New Roman"/>
@@ -15484,7 +15735,8 @@
       <w:pPr>
         <w:pStyle w:val="Heading2"/>
         <w:keepNext/>
-        <w:ind w:left="1300"/>
+        <w:ind w:left="0"/>
+        <w:jc w:val="center"/>
       </w:pPr>
       <w:r>
         <w:rPr>
@@ -15563,7 +15815,8 @@
       <w:pPr>
         <w:pStyle w:val="Heading2"/>
         <w:keepNext/>
-        <w:ind w:left="674"/>
+        <w:ind w:left="0"/>
+        <w:jc w:val="center"/>
       </w:pPr>
       <w:r>
         <w:rPr>
@@ -15918,6 +16171,14 @@
         </w:rPr>
         <w:t xml:space="preserve"> пространств</w:t>
       </w:r>
+      <w:r>
+        <w:rPr>
+          <w:rFonts w:ascii="Times New Roman" w:hAnsi="Times New Roman"/>
+          <w:b w:val="0"/>
+          <w:sz w:val="24"/>
+        </w:rPr>
+        <w:t xml:space="preserve"> </w:t>
+      </w:r>
       <m:oMath>
         <m:sSub>
           <m:e>
@@ -16289,48 +16550,132 @@
       </w:r>
       <w:r>
         <w:rPr>
-          <w:position w:val="-7"/>
-        </w:rPr>
-        <w:drawing>
-          <wp:inline xmlns:a="http://schemas.openxmlformats.org/drawingml/2006/main" xmlns:pic="http://schemas.openxmlformats.org/drawingml/2006/picture">
-            <wp:extent cx="1488450" cy="210726"/>
-            <wp:docPr id="4" name="Picture 4" descr="Формула из PDF, не редактируется"/>
-            <wp:cNvGraphicFramePr>
-              <a:graphicFrameLocks noChangeAspect="1"/>
-            </wp:cNvGraphicFramePr>
-            <a:graphic>
-              <a:graphicData uri="http://schemas.openxmlformats.org/drawingml/2006/picture">
-                <pic:pic>
-                  <pic:nvPicPr>
-                    <pic:cNvPr id="0" name="p5-math3.png"/>
-                    <pic:cNvPicPr/>
-                  </pic:nvPicPr>
-                  <pic:blipFill>
-                    <a:blip r:embed="rId12"/>
-                    <a:stretch>
-                      <a:fillRect/>
-                    </a:stretch>
-                  </pic:blipFill>
-                  <pic:spPr>
-                    <a:xfrm>
-                      <a:off x="0" y="0"/>
-                      <a:ext cx="1488450" cy="210726"/>
-                    </a:xfrm>
-                    <a:prstGeom prst="rect"/>
-                  </pic:spPr>
-                </pic:pic>
-              </a:graphicData>
-            </a:graphic>
-          </wp:inline>
-        </w:drawing>
-      </w:r>
-      <w:r>
-        <w:rPr>
-          <w:rFonts w:ascii="Times New Roman" w:hAnsi="Times New Roman"/>
-          <w:b w:val="0"/>
-          <w:sz w:val="23"/>
-        </w:rPr>
-        <w:t>являются</w:t>
+          <w:rFonts w:ascii="Times New Roman" w:hAnsi="Times New Roman"/>
+          <w:b w:val="0"/>
+          <w:sz w:val="24"/>
+        </w:rPr>
+        <w:t xml:space="preserve"> </w:t>
+      </w:r>
+      <m:oMath>
+        <m:sSub>
+          <m:e>
+            <m:r>
+              <m:t>l</m:t>
+            </m:r>
+          </m:e>
+          <m:sub>
+            <m:r>
+              <m:t>p</m:t>
+            </m:r>
+          </m:sub>
+        </m:sSub>
+        <m:r>
+          <m:rPr>
+            <m:sty m:val="p"/>
+          </m:rPr>
+          <m:t>,</m:t>
+        </m:r>
+        <m:r>
+          <m:t> </m:t>
+        </m:r>
+        <m:r>
+          <m:t>p</m:t>
+        </m:r>
+        <m:r>
+          <m:t> </m:t>
+        </m:r>
+        <m:r>
+          <m:rPr>
+            <m:sty m:val="p"/>
+          </m:rPr>
+          <m:t>∈</m:t>
+        </m:r>
+        <m:r>
+          <m:t> </m:t>
+        </m:r>
+        <m:r>
+          <m:rPr>
+            <m:sty m:val="p"/>
+          </m:rPr>
+          <m:t>[</m:t>
+        </m:r>
+        <m:r>
+          <m:t>1</m:t>
+        </m:r>
+        <m:r>
+          <m:rPr>
+            <m:sty m:val="p"/>
+          </m:rPr>
+          <m:t>,</m:t>
+        </m:r>
+        <m:r>
+          <m:t> </m:t>
+        </m:r>
+        <m:r>
+          <m:rPr>
+            <m:sty m:val="p"/>
+          </m:rPr>
+          <m:t>+</m:t>
+        </m:r>
+        <m:r>
+          <m:rPr>
+            <m:sty m:val="p"/>
+          </m:rPr>
+          <m:t>∞</m:t>
+        </m:r>
+        <m:r>
+          <m:rPr>
+            <m:sty m:val="p"/>
+          </m:rPr>
+          <m:t>)</m:t>
+        </m:r>
+        <m:r>
+          <m:rPr>
+            <m:sty m:val="p"/>
+          </m:rPr>
+          <m:t>,</m:t>
+        </m:r>
+        <m:r>
+          <m:t> </m:t>
+        </m:r>
+        <m:r>
+          <m:t>C</m:t>
+        </m:r>
+        <m:r>
+          <m:rPr>
+            <m:sty m:val="p"/>
+          </m:rPr>
+          <m:t>[</m:t>
+        </m:r>
+        <m:r>
+          <m:t>a</m:t>
+        </m:r>
+        <m:r>
+          <m:rPr>
+            <m:sty m:val="p"/>
+          </m:rPr>
+          <m:t>,</m:t>
+        </m:r>
+        <m:r>
+          <m:t> </m:t>
+        </m:r>
+        <m:r>
+          <m:t>b</m:t>
+        </m:r>
+        <m:r>
+          <m:rPr>
+            <m:sty m:val="p"/>
+          </m:rPr>
+          <m:t>]</m:t>
+        </m:r>
+      </m:oMath>
+      <w:r>
+        <w:rPr>
+          <w:rFonts w:ascii="Times New Roman" w:hAnsi="Times New Roman"/>
+          <w:b w:val="0"/>
+          <w:sz w:val="24"/>
+        </w:rPr>
+        <w:t xml:space="preserve"> являются</w:t>
       </w:r>
       <w:r>
         <w:rPr>
@@ -16393,6 +16738,14 @@
         </w:rPr>
         <w:t xml:space="preserve"> пространство</w:t>
       </w:r>
+      <w:r>
+        <w:rPr>
+          <w:rFonts w:ascii="Times New Roman" w:hAnsi="Times New Roman"/>
+          <w:b w:val="0"/>
+          <w:sz w:val="24"/>
+        </w:rPr>
+        <w:t xml:space="preserve"> </w:t>
+      </w:r>
       <m:oMath>
         <m:sSub>
           <m:e>
@@ -16640,6 +16993,14 @@
           <w:sz w:val="24"/>
         </w:rPr>
         <w:t xml:space="preserve"> пространство</w:t>
+      </w:r>
+      <w:r>
+        <w:rPr>
+          <w:rFonts w:ascii="Times New Roman" w:hAnsi="Times New Roman"/>
+          <w:b w:val="0"/>
+          <w:sz w:val="24"/>
+        </w:rPr>
+        <w:t xml:space="preserve"> </w:t>
       </w:r>
       <m:oMath>
         <m:sSub>
@@ -16856,7 +17217,8 @@
       <w:pPr>
         <w:pStyle w:val="Heading2"/>
         <w:keepNext/>
-        <w:ind w:left="891"/>
+        <w:ind w:left="0"/>
+        <w:jc w:val="center"/>
       </w:pPr>
       <w:r>
         <w:rPr>
@@ -16983,7 +17345,8 @@
       <w:pPr>
         <w:pStyle w:val="Heading2"/>
         <w:keepNext/>
-        <w:ind w:left="1300"/>
+        <w:ind w:left="0"/>
+        <w:jc w:val="center"/>
       </w:pPr>
       <w:r>
         <w:rPr>
@@ -17048,9 +17411,9 @@
         <w:rPr>
           <w:rFonts w:ascii="Times New Roman" w:hAnsi="Times New Roman"/>
           <w:b w:val="0"/>
-          <w:sz w:val="23"/>
-        </w:rPr>
-        <w:t>—</w:t>
+          <w:sz w:val="24"/>
+        </w:rPr>
+        <w:t xml:space="preserve"> —</w:t>
       </w:r>
       <w:r>
         <w:rPr>
@@ -18642,9 +19005,9 @@
         <w:rPr>
           <w:rFonts w:ascii="Times New Roman" w:hAnsi="Times New Roman"/>
           <w:b w:val="0"/>
-          <w:sz w:val="23"/>
-        </w:rPr>
-        <w:t>является</w:t>
+          <w:sz w:val="24"/>
+        </w:rPr>
+        <w:t xml:space="preserve"> является</w:t>
       </w:r>
     </w:p>
     <w:p>
@@ -20223,7 +20586,8 @@
       <w:pPr>
         <w:pStyle w:val="Heading2"/>
         <w:keepNext/>
-        <w:ind w:left="1300"/>
+        <w:ind w:left="0"/>
+        <w:jc w:val="center"/>
       </w:pPr>
       <w:r>
         <w:rPr>
@@ -21130,9 +21494,9 @@
         <w:rPr>
           <w:rFonts w:ascii="Times New Roman" w:hAnsi="Times New Roman"/>
           <w:b w:val="0"/>
-          <w:sz w:val="23"/>
-        </w:rPr>
-        <w:t>на</w:t>
+          <w:sz w:val="24"/>
+        </w:rPr>
+        <w:t xml:space="preserve"> на</w:t>
       </w:r>
       <w:r>
         <w:rPr>
@@ -22908,7 +23272,8 @@
       <w:pPr>
         <w:pStyle w:val="Heading2"/>
         <w:keepNext/>
-        <w:ind w:left="1300"/>
+        <w:ind w:left="0"/>
+        <w:jc w:val="center"/>
       </w:pPr>
       <w:r>
         <w:rPr>
@@ -24856,9 +25221,9 @@
         <w:rPr>
           <w:rFonts w:ascii="Times New Roman" w:hAnsi="Times New Roman"/>
           <w:b w:val="0"/>
-          <w:sz w:val="23"/>
-        </w:rPr>
-        <w:t>dt;</w:t>
+          <w:sz w:val="24"/>
+        </w:rPr>
+        <w:t xml:space="preserve"> dt;</w:t>
       </w:r>
     </w:p>
     <w:p>
@@ -25243,6 +25608,14 @@
         </w:rPr>
         <w:t>м)</w:t>
       </w:r>
+      <w:r>
+        <w:rPr>
+          <w:rFonts w:ascii="Times New Roman" w:hAnsi="Times New Roman"/>
+          <w:b w:val="0"/>
+          <w:sz w:val="24"/>
+        </w:rPr>
+        <w:t xml:space="preserve"> </w:t>
+      </w:r>
       <m:oMath>
         <m:r>
           <m:t>f</m:t>
@@ -25556,9 +25929,9 @@
         <w:rPr>
           <w:rFonts w:ascii="Times New Roman" w:hAnsi="Times New Roman"/>
           <w:b w:val="0"/>
-          <w:sz w:val="23"/>
-        </w:rPr>
-        <w:t>—</w:t>
+          <w:sz w:val="24"/>
+        </w:rPr>
+        <w:t xml:space="preserve"> —</w:t>
       </w:r>
       <w:r>
         <w:rPr>
@@ -25809,6 +26182,14 @@
         </w:rPr>
         <w:t xml:space="preserve"> сходящихся</w:t>
       </w:r>
+      <w:r>
+        <w:rPr>
+          <w:rFonts w:ascii="Times New Roman" w:hAnsi="Times New Roman"/>
+          <w:b w:val="0"/>
+          <w:sz w:val="24"/>
+        </w:rPr>
+        <w:t xml:space="preserve"> </w:t>
+      </w:r>
       <m:oMath>
         <m:r>
           <m:rPr>
@@ -25851,7 +26232,8 @@
       <w:pPr>
         <w:pStyle w:val="Heading2"/>
         <w:keepNext/>
-        <w:ind w:left="1300"/>
+        <w:ind w:left="0"/>
+        <w:jc w:val="center"/>
       </w:pPr>
       <w:r>
         <w:rPr>
@@ -26453,6 +26835,14 @@
         </w:rPr>
         <w:t>в)</w:t>
       </w:r>
+      <w:r>
+        <w:rPr>
+          <w:rFonts w:ascii="Times New Roman" w:hAnsi="Times New Roman"/>
+          <w:b w:val="0"/>
+          <w:sz w:val="24"/>
+        </w:rPr>
+        <w:t xml:space="preserve"> </w:t>
+      </w:r>
       <m:oMath>
         <m:r>
           <m:t>f</m:t>
@@ -26699,6 +27089,14 @@
           <w:sz w:val="23"/>
         </w:rPr>
         <w:t>,</w:t>
+      </w:r>
+      <w:r>
+        <w:rPr>
+          <w:rFonts w:ascii="Times New Roman" w:hAnsi="Times New Roman"/>
+          <w:b w:val="0"/>
+          <w:sz w:val="24"/>
+        </w:rPr>
+        <w:t xml:space="preserve"> </w:t>
       </w:r>
       <m:oMath>
         <m:r>
@@ -27199,6 +27597,14 @@
         </w:rPr>
         <w:t>ж)</w:t>
       </w:r>
+      <w:r>
+        <w:rPr>
+          <w:rFonts w:ascii="Times New Roman" w:hAnsi="Times New Roman"/>
+          <w:b w:val="0"/>
+          <w:sz w:val="24"/>
+        </w:rPr>
+        <w:t xml:space="preserve"> </w:t>
+      </w:r>
       <m:oMath>
         <m:r>
           <m:t>f</m:t>
@@ -28114,6 +28520,14 @@
         </w:rPr>
         <w:t xml:space="preserve"> каких</w:t>
       </w:r>
+      <w:r>
+        <w:rPr>
+          <w:rFonts w:ascii="Times New Roman" w:hAnsi="Times New Roman"/>
+          <w:b w:val="0"/>
+          <w:sz w:val="24"/>
+        </w:rPr>
+        <w:t xml:space="preserve"> </w:t>
+      </w:r>
       <m:oMath>
         <m:r>
           <m:t>α</m:t>
@@ -29114,6 +29528,14 @@
         </w:rPr>
         <w:t>г)</w:t>
       </w:r>
+      <w:r>
+        <w:rPr>
+          <w:rFonts w:ascii="Times New Roman" w:hAnsi="Times New Roman"/>
+          <w:b w:val="0"/>
+          <w:sz w:val="24"/>
+        </w:rPr>
+        <w:t xml:space="preserve"> </w:t>
+      </w:r>
       <m:oMath>
         <m:r>
           <m:t>E</m:t>
@@ -30200,6 +30622,14 @@
         </w:rPr>
         <w:t>ж)</w:t>
       </w:r>
+      <w:r>
+        <w:rPr>
+          <w:rFonts w:ascii="Times New Roman" w:hAnsi="Times New Roman"/>
+          <w:b w:val="0"/>
+          <w:sz w:val="24"/>
+        </w:rPr>
+        <w:t xml:space="preserve"> </w:t>
+      </w:r>
       <m:oMath>
         <m:r>
           <m:t>Z</m:t>
@@ -30607,7 +31037,8 @@
       <w:pPr>
         <w:pStyle w:val="Heading2"/>
         <w:keepNext/>
-        <w:ind w:left="550"/>
+        <w:ind w:left="0"/>
+        <w:jc w:val="center"/>
       </w:pPr>
       <w:r>
         <w:rPr>
@@ -30845,6 +31276,14 @@
           <w:sz w:val="24"/>
         </w:rPr>
         <w:t xml:space="preserve"> последовательности</w:t>
+      </w:r>
+      <w:r>
+        <w:rPr>
+          <w:rFonts w:ascii="Times New Roman" w:hAnsi="Times New Roman"/>
+          <w:b w:val="0"/>
+          <w:sz w:val="24"/>
+        </w:rPr>
+        <w:t xml:space="preserve"> </w:t>
       </w:r>
       <m:oMath>
         <m:sSub>
@@ -30966,6 +31405,14 @@
           <m:t>,</m:t>
         </m:r>
       </m:oMath>
+      <w:r>
+        <w:rPr>
+          <w:rFonts w:ascii="Times New Roman" w:hAnsi="Times New Roman"/>
+          <w:b w:val="0"/>
+          <w:sz w:val="24"/>
+        </w:rPr>
+        <w:t xml:space="preserve"> </w:t>
+      </w:r>
       <m:oMath>
         <m:r>
           <m:t>p</m:t>
@@ -31161,6 +31608,14 @@
         </w:rPr>
         <w:t xml:space="preserve"> пространстве</w:t>
       </w:r>
+      <w:r>
+        <w:rPr>
+          <w:rFonts w:ascii="Times New Roman" w:hAnsi="Times New Roman"/>
+          <w:b w:val="0"/>
+          <w:sz w:val="24"/>
+        </w:rPr>
+        <w:t xml:space="preserve"> </w:t>
+      </w:r>
       <m:oMath>
         <m:sSub>
           <m:e>
@@ -31422,6 +31877,14 @@
           <w:sz w:val="23"/>
         </w:rPr>
         <w:t>б)</w:t>
+      </w:r>
+      <w:r>
+        <w:rPr>
+          <w:rFonts w:ascii="Times New Roman" w:hAnsi="Times New Roman"/>
+          <w:b w:val="0"/>
+          <w:sz w:val="24"/>
+        </w:rPr>
+        <w:t xml:space="preserve"> </w:t>
       </w:r>
       <m:oMath>
         <m:sSup>
@@ -32131,6 +32594,14 @@
           <w:sz w:val="23"/>
         </w:rPr>
         <w:t>д)</w:t>
+      </w:r>
+      <w:r>
+        <w:rPr>
+          <w:rFonts w:ascii="Times New Roman" w:hAnsi="Times New Roman"/>
+          <w:b w:val="0"/>
+          <w:sz w:val="24"/>
+        </w:rPr>
+        <w:t xml:space="preserve"> </w:t>
       </w:r>
       <m:oMath>
         <m:sSup>
@@ -32400,6 +32871,14 @@
         </w:rPr>
         <w:t xml:space="preserve"> пространстве</w:t>
       </w:r>
+      <w:r>
+        <w:rPr>
+          <w:rFonts w:ascii="Times New Roman" w:hAnsi="Times New Roman"/>
+          <w:b w:val="0"/>
+          <w:sz w:val="24"/>
+        </w:rPr>
+        <w:t xml:space="preserve"> </w:t>
+      </w:r>
       <m:oMath>
         <m:sSub>
           <m:e>
@@ -32442,9 +32921,9 @@
         <w:rPr>
           <w:rFonts w:ascii="Times New Roman" w:hAnsi="Times New Roman"/>
           <w:b w:val="0"/>
-          <w:sz w:val="23"/>
-        </w:rPr>
-        <w:t>сильный</w:t>
+          <w:sz w:val="24"/>
+        </w:rPr>
+        <w:t xml:space="preserve"> сильный</w:t>
       </w:r>
       <w:r>
         <w:rPr>
@@ -34117,7 +34596,8 @@
       <w:pPr>
         <w:pStyle w:val="Heading2"/>
         <w:keepNext/>
-        <w:ind w:left="1300"/>
+        <w:ind w:left="0"/>
+        <w:jc w:val="center"/>
       </w:pPr>
       <w:r>
         <w:rPr>
@@ -34774,9 +35254,9 @@
         <w:rPr>
           <w:rFonts w:ascii="Times New Roman" w:hAnsi="Times New Roman"/>
           <w:b w:val="0"/>
-          <w:sz w:val="24"/>
-        </w:rPr>
-        <w:t xml:space="preserve"> ;</w:t>
+          <w:sz w:val="23"/>
+        </w:rPr>
+        <w:t>;</w:t>
       </w:r>
     </w:p>
     <w:p>
@@ -34910,7 +35390,8 @@
       <w:pPr>
         <w:pStyle w:val="Heading2"/>
         <w:keepNext/>
-        <w:ind w:left="1300"/>
+        <w:ind w:left="0"/>
+        <w:jc w:val="center"/>
       </w:pPr>
       <w:r>
         <w:rPr>
@@ -35059,41 +35540,237 @@
           <w:b w:val="0"/>
           <w:sz w:val="24"/>
         </w:rPr>
+        <w:t xml:space="preserve"> №</w:t>
+      </w:r>
+      <w:r>
+        <w:rPr>
+          <w:rFonts w:ascii="Times New Roman" w:hAnsi="Times New Roman"/>
+          <w:b w:val="0"/>
+          <w:sz w:val="24"/>
+        </w:rPr>
+        <w:t xml:space="preserve"> 11.</w:t>
+      </w:r>
+    </w:p>
+    <w:p>
+      <w:pPr>
+        <w:ind w:left="350"/>
+      </w:pPr>
+      <w:r>
+        <w:rPr>
+          <w:rFonts w:ascii="Times New Roman" w:hAnsi="Times New Roman"/>
+          <w:b/>
+          <w:sz w:val="23"/>
+        </w:rPr>
+        <w:t>2.</w:t>
+      </w:r>
+      <w:r>
+        <w:rPr>
+          <w:rFonts w:ascii="Times New Roman" w:hAnsi="Times New Roman"/>
+          <w:b w:val="0"/>
+          <w:sz w:val="24"/>
+        </w:rPr>
+        <w:t xml:space="preserve"> Найдите</w:t>
+      </w:r>
+      <w:r>
+        <w:rPr>
+          <w:rFonts w:ascii="Times New Roman" w:hAnsi="Times New Roman"/>
+          <w:b w:val="0"/>
+          <w:sz w:val="24"/>
+        </w:rPr>
+        <w:t xml:space="preserve"> спектры</w:t>
+      </w:r>
+      <w:r>
+        <w:rPr>
+          <w:rFonts w:ascii="Times New Roman" w:hAnsi="Times New Roman"/>
+          <w:b w:val="0"/>
+          <w:sz w:val="24"/>
+        </w:rPr>
+        <w:t xml:space="preserve"> операторов:</w:t>
+      </w:r>
+    </w:p>
+    <w:p>
+      <w:pPr>
+        <w:ind w:left="350"/>
+      </w:pPr>
+      <w:r>
+        <w:rPr>
+          <w:rFonts w:ascii="Times New Roman" w:hAnsi="Times New Roman"/>
+          <w:b w:val="0"/>
+          <w:sz w:val="23"/>
+        </w:rPr>
+        <w:t>а)</w:t>
+      </w:r>
+      <w:r>
+        <w:rPr>
+          <w:rFonts w:ascii="Times New Roman" w:hAnsi="Times New Roman"/>
+          <w:b w:val="0"/>
+          <w:sz w:val="24"/>
+        </w:rPr>
         <w:t xml:space="preserve"> </w:t>
       </w:r>
       <m:oMath>
-        <m:sSup>
-          <m:e>
-            <m:r>
-              <m:rPr>
-                <m:sty m:val="p"/>
-              </m:rPr>
-              <m:t>N</m:t>
-            </m:r>
-          </m:e>
-          <m:sup>
-            <m:r>
-              <m:rPr>
-                <m:sty m:val="p"/>
-              </m:rPr>
-              <m:t>o</m:t>
-            </m:r>
-          </m:sup>
-        </m:sSup>
-        <m:r>
-          <m:t> </m:t>
+        <m:r>
+          <m:t>A</m:t>
+        </m:r>
+        <m:r>
+          <m:rPr>
+            <m:sty m:val="p"/>
+          </m:rPr>
+          <m:t>:</m:t>
+        </m:r>
+        <m:r>
+          <m:t>C</m:t>
+        </m:r>
+        <m:r>
+          <m:rPr>
+            <m:sty m:val="p"/>
+          </m:rPr>
+          <m:t>[</m:t>
+        </m:r>
+        <m:r>
+          <m:t>0</m:t>
+        </m:r>
+        <m:r>
+          <m:rPr>
+            <m:sty m:val="p"/>
+          </m:rPr>
+          <m:t>,</m:t>
         </m:r>
         <m:r>
           <m:t>1</m:t>
         </m:r>
         <m:r>
+          <m:rPr>
+            <m:sty m:val="p"/>
+          </m:rPr>
+          <m:t>]</m:t>
+        </m:r>
+        <m:r>
+          <m:rPr>
+            <m:sty m:val="p"/>
+          </m:rPr>
+          <m:t>→</m:t>
+        </m:r>
+        <m:r>
+          <m:t>C</m:t>
+        </m:r>
+        <m:r>
+          <m:rPr>
+            <m:sty m:val="p"/>
+          </m:rPr>
+          <m:t>[</m:t>
+        </m:r>
+        <m:r>
+          <m:t>0</m:t>
+        </m:r>
+        <m:r>
+          <m:rPr>
+            <m:sty m:val="p"/>
+          </m:rPr>
+          <m:t>,</m:t>
+        </m:r>
+        <m:r>
           <m:t>1</m:t>
         </m:r>
         <m:r>
           <m:rPr>
             <m:sty m:val="p"/>
           </m:rPr>
-          <m:t>.</m:t>
+          <m:t>]</m:t>
+        </m:r>
+        <m:r>
+          <m:rPr>
+            <m:sty m:val="p"/>
+          </m:rPr>
+          <m:t>,</m:t>
+        </m:r>
+      </m:oMath>
+      <w:r>
+        <w:rPr>
+          <w:rFonts w:ascii="Times New Roman" w:hAnsi="Times New Roman"/>
+          <w:b w:val="0"/>
+          <w:sz w:val="24"/>
+        </w:rPr>
+        <w:t xml:space="preserve"> </w:t>
+      </w:r>
+      <m:oMath>
+        <m:r>
+          <m:t>A</m:t>
+        </m:r>
+        <m:r>
+          <m:t>x</m:t>
+        </m:r>
+        <m:r>
+          <m:rPr>
+            <m:sty m:val="p"/>
+          </m:rPr>
+          <m:t>(</m:t>
+        </m:r>
+        <m:r>
+          <m:t>t</m:t>
+        </m:r>
+        <m:r>
+          <m:rPr>
+            <m:sty m:val="p"/>
+          </m:rPr>
+          <m:t>)</m:t>
+        </m:r>
+        <m:r>
+          <m:rPr>
+            <m:sty m:val="p"/>
+          </m:rPr>
+          <m:t>=</m:t>
+        </m:r>
+        <m:r>
+          <m:t>x</m:t>
+        </m:r>
+        <m:r>
+          <m:rPr>
+            <m:sty m:val="p"/>
+          </m:rPr>
+          <m:t>(</m:t>
+        </m:r>
+        <m:r>
+          <m:t>0</m:t>
+        </m:r>
+        <m:r>
+          <m:rPr>
+            <m:sty m:val="p"/>
+          </m:rPr>
+          <m:t>)</m:t>
+        </m:r>
+        <m:r>
+          <m:rPr>
+            <m:sty m:val="p"/>
+          </m:rPr>
+          <m:t>+</m:t>
+        </m:r>
+        <m:r>
+          <m:t>t</m:t>
+        </m:r>
+        <m:r>
+          <m:t>x</m:t>
+        </m:r>
+        <m:r>
+          <m:rPr>
+            <m:sty m:val="p"/>
+          </m:rPr>
+          <m:t>(</m:t>
+        </m:r>
+        <m:r>
+          <m:t>1</m:t>
+        </m:r>
+        <m:r>
+          <m:rPr>
+            <m:sty m:val="p"/>
+          </m:rPr>
+          <m:t>)</m:t>
+        </m:r>
+        <m:r>
+          <m:rPr>
+            <m:sty m:val="p"/>
+          </m:rPr>
+          <m:t>;</m:t>
         </m:r>
       </m:oMath>
     </w:p>
@@ -35104,229 +35781,6 @@
       <w:r>
         <w:rPr>
           <w:rFonts w:ascii="Times New Roman" w:hAnsi="Times New Roman"/>
-          <w:b/>
-          <w:sz w:val="23"/>
-        </w:rPr>
-        <w:t>2.</w:t>
-      </w:r>
-      <w:r>
-        <w:rPr>
-          <w:rFonts w:ascii="Times New Roman" w:hAnsi="Times New Roman"/>
-          <w:b w:val="0"/>
-          <w:sz w:val="24"/>
-        </w:rPr>
-        <w:t xml:space="preserve"> Найдите</w:t>
-      </w:r>
-      <w:r>
-        <w:rPr>
-          <w:rFonts w:ascii="Times New Roman" w:hAnsi="Times New Roman"/>
-          <w:b w:val="0"/>
-          <w:sz w:val="24"/>
-        </w:rPr>
-        <w:t xml:space="preserve"> спектры</w:t>
-      </w:r>
-      <w:r>
-        <w:rPr>
-          <w:rFonts w:ascii="Times New Roman" w:hAnsi="Times New Roman"/>
-          <w:b w:val="0"/>
-          <w:sz w:val="24"/>
-        </w:rPr>
-        <w:t xml:space="preserve"> операторов:</w:t>
-      </w:r>
-    </w:p>
-    <w:p>
-      <w:pPr>
-        <w:ind w:left="350"/>
-      </w:pPr>
-      <w:r>
-        <w:rPr>
-          <w:rFonts w:ascii="Times New Roman" w:hAnsi="Times New Roman"/>
-          <w:b w:val="0"/>
-          <w:sz w:val="23"/>
-        </w:rPr>
-        <w:t>а)</w:t>
-      </w:r>
-      <w:r>
-        <w:rPr>
-          <w:rFonts w:ascii="Times New Roman" w:hAnsi="Times New Roman"/>
-          <w:b w:val="0"/>
-          <w:sz w:val="24"/>
-        </w:rPr>
-        <w:t xml:space="preserve"> </w:t>
-      </w:r>
-      <m:oMath>
-        <m:r>
-          <m:t>A</m:t>
-        </m:r>
-        <m:r>
-          <m:rPr>
-            <m:sty m:val="p"/>
-          </m:rPr>
-          <m:t>:</m:t>
-        </m:r>
-        <m:r>
-          <m:t>C</m:t>
-        </m:r>
-        <m:r>
-          <m:rPr>
-            <m:sty m:val="p"/>
-          </m:rPr>
-          <m:t>[</m:t>
-        </m:r>
-        <m:r>
-          <m:t>0</m:t>
-        </m:r>
-        <m:r>
-          <m:rPr>
-            <m:sty m:val="p"/>
-          </m:rPr>
-          <m:t>,</m:t>
-        </m:r>
-        <m:r>
-          <m:t>1</m:t>
-        </m:r>
-        <m:r>
-          <m:rPr>
-            <m:sty m:val="p"/>
-          </m:rPr>
-          <m:t>]</m:t>
-        </m:r>
-        <m:r>
-          <m:rPr>
-            <m:sty m:val="p"/>
-          </m:rPr>
-          <m:t>→</m:t>
-        </m:r>
-        <m:r>
-          <m:t>C</m:t>
-        </m:r>
-        <m:r>
-          <m:rPr>
-            <m:sty m:val="p"/>
-          </m:rPr>
-          <m:t>[</m:t>
-        </m:r>
-        <m:r>
-          <m:t>0</m:t>
-        </m:r>
-        <m:r>
-          <m:rPr>
-            <m:sty m:val="p"/>
-          </m:rPr>
-          <m:t>,</m:t>
-        </m:r>
-        <m:r>
-          <m:t>1</m:t>
-        </m:r>
-        <m:r>
-          <m:rPr>
-            <m:sty m:val="p"/>
-          </m:rPr>
-          <m:t>]</m:t>
-        </m:r>
-        <m:r>
-          <m:rPr>
-            <m:sty m:val="p"/>
-          </m:rPr>
-          <m:t>,</m:t>
-        </m:r>
-      </m:oMath>
-      <w:r>
-        <w:rPr>
-          <w:rFonts w:ascii="Times New Roman" w:hAnsi="Times New Roman"/>
-          <w:b w:val="0"/>
-          <w:sz w:val="24"/>
-        </w:rPr>
-        <w:t xml:space="preserve"> </w:t>
-      </w:r>
-      <m:oMath>
-        <m:r>
-          <m:t>A</m:t>
-        </m:r>
-        <m:r>
-          <m:t>x</m:t>
-        </m:r>
-        <m:r>
-          <m:rPr>
-            <m:sty m:val="p"/>
-          </m:rPr>
-          <m:t>(</m:t>
-        </m:r>
-        <m:r>
-          <m:t>t</m:t>
-        </m:r>
-        <m:r>
-          <m:rPr>
-            <m:sty m:val="p"/>
-          </m:rPr>
-          <m:t>)</m:t>
-        </m:r>
-        <m:r>
-          <m:rPr>
-            <m:sty m:val="p"/>
-          </m:rPr>
-          <m:t>=</m:t>
-        </m:r>
-        <m:r>
-          <m:t>x</m:t>
-        </m:r>
-        <m:r>
-          <m:rPr>
-            <m:sty m:val="p"/>
-          </m:rPr>
-          <m:t>(</m:t>
-        </m:r>
-        <m:r>
-          <m:t>0</m:t>
-        </m:r>
-        <m:r>
-          <m:rPr>
-            <m:sty m:val="p"/>
-          </m:rPr>
-          <m:t>)</m:t>
-        </m:r>
-        <m:r>
-          <m:rPr>
-            <m:sty m:val="p"/>
-          </m:rPr>
-          <m:t>+</m:t>
-        </m:r>
-        <m:r>
-          <m:t>t</m:t>
-        </m:r>
-        <m:r>
-          <m:t>x</m:t>
-        </m:r>
-        <m:r>
-          <m:rPr>
-            <m:sty m:val="p"/>
-          </m:rPr>
-          <m:t>(</m:t>
-        </m:r>
-        <m:r>
-          <m:t>1</m:t>
-        </m:r>
-        <m:r>
-          <m:rPr>
-            <m:sty m:val="p"/>
-          </m:rPr>
-          <m:t>)</m:t>
-        </m:r>
-        <m:r>
-          <m:rPr>
-            <m:sty m:val="p"/>
-          </m:rPr>
-          <m:t>;</m:t>
-        </m:r>
-      </m:oMath>
-    </w:p>
-    <w:p>
-      <w:pPr>
-        <w:ind w:left="350"/>
-      </w:pPr>
-      <w:r>
-        <w:rPr>
-          <w:rFonts w:ascii="Times New Roman" w:hAnsi="Times New Roman"/>
           <w:b w:val="0"/>
           <w:sz w:val="23"/>
         </w:rPr>
@@ -35528,7 +35982,8 @@
       <w:pPr>
         <w:pStyle w:val="Heading2"/>
         <w:keepNext/>
-        <w:ind w:left="1300"/>
+        <w:ind w:left="0"/>
+        <w:jc w:val="center"/>
       </w:pPr>
       <w:r>
         <w:rPr>
@@ -35546,38 +36001,13 @@
         </w:rPr>
         <w:t xml:space="preserve"> </w:t>
       </w:r>
-      <m:oMath>
-        <m:sSup>
-          <m:e>
-            <m:r>
-              <m:rPr>
-                <m:sty m:val="bi"/>
-              </m:rPr>
-              <m:t>N</m:t>
-            </m:r>
-          </m:e>
-          <m:sup>
-            <m:r>
-              <m:t>2</m:t>
-            </m:r>
-          </m:sup>
-        </m:sSup>
-      </m:oMath>
-      <w:r>
-        <w:rPr>
-          <w:rFonts w:ascii="Times New Roman" w:hAnsi="Times New Roman"/>
-          <w:b w:val="0"/>
-          <w:sz w:val="24"/>
-        </w:rPr>
-        <w:t xml:space="preserve"> </w:t>
-      </w:r>
       <w:r>
         <w:rPr>
           <w:rFonts w:ascii="Times New Roman" w:hAnsi="Times New Roman"/>
           <w:b/>
           <w:sz w:val="23"/>
         </w:rPr>
-        <w:t>15</w:t>
+        <w:t>№</w:t>
       </w:r>
       <w:r>
         <w:rPr>
@@ -35593,7 +36023,7 @@
           <w:b/>
           <w:sz w:val="23"/>
         </w:rPr>
-        <w:t>(контрольная</w:t>
+        <w:t>15</w:t>
       </w:r>
       <w:r>
         <w:rPr>
@@ -35609,11 +36039,27 @@
           <w:b/>
           <w:sz w:val="23"/>
         </w:rPr>
+        <w:t>(контрольная</w:t>
+      </w:r>
+      <w:r>
+        <w:rPr>
+          <w:rFonts w:ascii="Times New Roman" w:hAnsi="Times New Roman"/>
+          <w:b w:val="0"/>
+          <w:sz w:val="24"/>
+        </w:rPr>
+        <w:t xml:space="preserve"> </w:t>
+      </w:r>
+      <w:r>
+        <w:rPr>
+          <w:rFonts w:ascii="Times New Roman" w:hAnsi="Times New Roman"/>
+          <w:b/>
+          <w:sz w:val="23"/>
+        </w:rPr>
         <w:t>работа)</w:t>
       </w:r>
     </w:p>
     <w:sectPr>
-      <w:footerReference w:type="default" r:id="rId13"/>
+      <w:footerReference w:type="default" r:id="rId9"/>
       <w:pgSz w:w="11906" w:h="16838"/>
       <w:pgMar w:top="720" w:right="720" w:bottom="720" w:left="720" w:header="720" w:footer="720" w:gutter="0"/>
       <w:cols w:space="720"/>
@@ -36004,6 +36450,7 @@
     <w:rPr>
       <w:rFonts w:ascii="Times New Roman" w:hAnsi="Times New Roman"/>
       <w:sz w:val="24"/>
+      <w:lang w:val="ru-RU"/>
     </w:rPr>
   </w:style>
   <w:style w:type="paragraph" w:styleId="Header">
